--- a/lessons/2-3/readiness/practice.docx
+++ b/lessons/2-3/readiness/practice.docx
@@ -14,7 +14,7 @@
           <w:sz w:val="36"/>
           <w:szCs w:val="36"/>
         </w:rPr>
-        <w:t xml:space="preserve">Get Ready: Divide Fractions</w:t>
+        <w:t xml:space="preserve">Get Ready: Mean, Median, and Mode</w:t>
       </w:r>
     </w:p>
     <w:p>
@@ -29,7 +29,7 @@
           <w:sz w:val="20"/>
           <w:szCs w:val="20"/>
         </w:rPr>
-        <w:t xml:space="preserve">Readiness practice for Lesson 2-3  ·  Builds toward 6.NS.1</w:t>
+        <w:t xml:space="preserve">Readiness practice for Lesson 8-2  ·  Builds toward 6.SP.3</w:t>
       </w:r>
     </w:p>
     <w:p>
@@ -68,7 +68,7 @@
           <w:sz w:val="22"/>
           <w:szCs w:val="22"/>
         </w:rPr>
-        <w:t xml:space="preserve">Dividing a fraction by a fraction runs on two feeder skills: multiplying fractions (multiply tops, multiply bottoms) and the reciprocal (flip) idea. Warm both up and "keep–flip–multiply" becomes easy to follow.</w:t>
+        <w:t xml:space="preserve">The mean is the total ÷ how many numbers, the median is the middle of an ordered list, and the mode is the most common value. So you need three feeder skills warm: adding a list, dividing, and ordering numbers least to greatest.</w:t>
       </w:r>
     </w:p>
     <w:p>
@@ -81,7 +81,7 @@
           <w:sz w:val="20"/>
           <w:szCs w:val="20"/>
         </w:rPr>
-        <w:t xml:space="preserve">Skills you'll warm up: Multiplying fractions  ·  Reciprocal (flip) of a fraction  ·  Equivalent fractions  ·  Simplifying simple fractions</w:t>
+        <w:t xml:space="preserve">Skills you'll warm up: Adding a list of numbers  ·  Dividing (for total ÷ count)  ·  Ordering numbers least to greatest  ·  Finding the middle of a list</w:t>
       </w:r>
     </w:p>
     <w:p>
@@ -124,7 +124,7 @@
           <w:sz w:val="20"/>
           <w:szCs w:val="20"/>
         </w:rPr>
-        <w:t xml:space="preserve">One small multiply step at a time.</w:t>
+        <w:t xml:space="preserve">One small step at a time.</w:t>
       </w:r>
     </w:p>
     <w:p>
@@ -136,7 +136,7 @@
           <w:sz w:val="22"/>
           <w:szCs w:val="22"/>
         </w:rPr>
-        <w:t xml:space="preserve">1.  Multiply the tops: 1 × 1 = ___</w:t>
+        <w:t xml:space="preserve">1.  Add the list: 3 + 3 + 3 = ___</w:t>
       </w:r>
     </w:p>
     <w:p>
@@ -159,7 +159,7 @@
           <w:sz w:val="22"/>
           <w:szCs w:val="22"/>
         </w:rPr>
-        <w:t xml:space="preserve">2.  Multiply the bottoms: 2 × 3 = ___</w:t>
+        <w:t xml:space="preserve">2.  There are 3 numbers and the total is 9. What is 9 ÷ 3 (the mean)?</w:t>
       </w:r>
     </w:p>
     <w:p>
@@ -182,20 +182,7 @@
           <w:sz w:val="22"/>
           <w:szCs w:val="22"/>
         </w:rPr>
-        <w:t xml:space="preserve">3.  So 1/2 × 1/3 = ___?</w:t>
-      </w:r>
-    </w:p>
-    <w:p>
-      <w:pPr>
-        <w:spacing w:after="40" w:before="0"/>
-      </w:pPr>
-      <w:r>
-        <w:rPr>
-          <w:color w:val="5E6E7E"/>
-          <w:sz w:val="20"/>
-          <w:szCs w:val="20"/>
-        </w:rPr>
-        <w:t xml:space="preserve">     choices: 2/3   /   1/3   /   1/6   /   1/5</w:t>
+        <w:t xml:space="preserve">3.  Order least to greatest: 4, 1, 2. The middle number is ___</w:t>
       </w:r>
     </w:p>
     <w:p>
@@ -235,7 +222,7 @@
           <w:sz w:val="20"/>
           <w:szCs w:val="20"/>
         </w:rPr>
-        <w:t xml:space="preserve">Multiply and find flips.</w:t>
+        <w:t xml:space="preserve">Find totals, then the mean.</w:t>
       </w:r>
     </w:p>
     <w:p>
@@ -247,7 +234,18 @@
           <w:sz w:val="22"/>
           <w:szCs w:val="22"/>
         </w:rPr>
-        <w:t xml:space="preserve">1.  What is 2/3 × 1/2? (simplify)</w:t>
+        <w:t xml:space="preserve">1.  Add: 2 + 5 + 5 = ___</w:t>
+      </w:r>
+    </w:p>
+    <w:p>
+      <w:pPr>
+        <w:spacing w:after="80" w:before="0"/>
+      </w:pPr>
+      <w:r>
+        <w:rPr>
+          <w:color w:val="BBBBBB"/>
+        </w:rPr>
+        <w:t xml:space="preserve">____________________________________________________</w:t>
       </w:r>
     </w:p>
     <w:p>
@@ -256,47 +254,46 @@
       </w:pPr>
       <w:r>
         <w:rPr>
+          <w:sz w:val="22"/>
+          <w:szCs w:val="22"/>
+        </w:rPr>
+        <w:t xml:space="preserve">2.  The total is 12 and there are 4 numbers. What is the mean (12 ÷ 4)?</w:t>
+      </w:r>
+    </w:p>
+    <w:p>
+      <w:pPr>
+        <w:spacing w:after="80" w:before="0"/>
+      </w:pPr>
+      <w:r>
+        <w:rPr>
+          <w:color w:val="BBBBBB"/>
+        </w:rPr>
+        <w:t xml:space="preserve">____________________________________________________</w:t>
+      </w:r>
+    </w:p>
+    <w:p>
+      <w:pPr>
+        <w:spacing w:after="40" w:before="0"/>
+      </w:pPr>
+      <w:r>
+        <w:rPr>
+          <w:sz w:val="22"/>
+          <w:szCs w:val="22"/>
+        </w:rPr>
+        <w:t xml:space="preserve">3.  In the list 6, 2, 6, 9, which value is the mode (most common)?</w:t>
+      </w:r>
+    </w:p>
+    <w:p>
+      <w:pPr>
+        <w:spacing w:after="40" w:before="0"/>
+      </w:pPr>
+      <w:r>
+        <w:rPr>
           <w:color w:val="5E6E7E"/>
           <w:sz w:val="20"/>
           <w:szCs w:val="20"/>
         </w:rPr>
-        <w:t xml:space="preserve">     choices: 2/6   /   1/3   /   3/2   /   1/2</w:t>
-      </w:r>
-    </w:p>
-    <w:p>
-      <w:pPr>
-        <w:spacing w:after="80" w:before="0"/>
-      </w:pPr>
-      <w:r>
-        <w:rPr>
-          <w:color w:val="BBBBBB"/>
-        </w:rPr>
-        <w:t xml:space="preserve">____________________________________________________</w:t>
-      </w:r>
-    </w:p>
-    <w:p>
-      <w:pPr>
-        <w:spacing w:after="40" w:before="0"/>
-      </w:pPr>
-      <w:r>
-        <w:rPr>
-          <w:sz w:val="22"/>
-          <w:szCs w:val="22"/>
-        </w:rPr>
-        <w:t xml:space="preserve">2.  What is the reciprocal of 1/4?</w:t>
-      </w:r>
-    </w:p>
-    <w:p>
-      <w:pPr>
-        <w:spacing w:after="40" w:before="0"/>
-      </w:pPr>
-      <w:r>
-        <w:rPr>
-          <w:color w:val="5E6E7E"/>
-          <w:sz w:val="20"/>
-          <w:szCs w:val="20"/>
-        </w:rPr>
-        <w:t xml:space="preserve">     choices: 1/4   /   1/2   /   2/4   /   4/1</w:t>
+        <w:t xml:space="preserve">     choices: 2   /   6   /   9</w:t>
       </w:r>
     </w:p>
     <w:p>
@@ -336,7 +333,7 @@
           <w:sz w:val="20"/>
           <w:szCs w:val="20"/>
         </w:rPr>
-        <w:t xml:space="preserve">Stretch into keep–flip–multiply.</w:t>
+        <w:t xml:space="preserve">Compute a mean and a median start to finish.</w:t>
       </w:r>
     </w:p>
     <w:p>
@@ -348,7 +345,18 @@
           <w:sz w:val="22"/>
           <w:szCs w:val="22"/>
         </w:rPr>
-        <w:t xml:space="preserve">1.  1/2 ÷ 1/4: keep 1/2, flip 1/4 to 4/1, multiply. What is 1/2 × 4/1?</w:t>
+        <w:t xml:space="preserve">1.  Find the mean of 4, 8, 6: add them, then divide by 3.</w:t>
+      </w:r>
+    </w:p>
+    <w:p>
+      <w:pPr>
+        <w:spacing w:after="80" w:before="0"/>
+      </w:pPr>
+      <w:r>
+        <w:rPr>
+          <w:color w:val="BBBBBB"/>
+        </w:rPr>
+        <w:t xml:space="preserve">____________________________________________________</w:t>
       </w:r>
     </w:p>
     <w:p>
@@ -357,47 +365,10 @@
       </w:pPr>
       <w:r>
         <w:rPr>
-          <w:color w:val="5E6E7E"/>
-          <w:sz w:val="20"/>
-          <w:szCs w:val="20"/>
-        </w:rPr>
-        <w:t xml:space="preserve">     choices: 2   /   1/8   /   1/2   /   4</w:t>
-      </w:r>
-    </w:p>
-    <w:p>
-      <w:pPr>
-        <w:spacing w:after="80" w:before="0"/>
-      </w:pPr>
-      <w:r>
-        <w:rPr>
-          <w:color w:val="BBBBBB"/>
-        </w:rPr>
-        <w:t xml:space="preserve">____________________________________________________</w:t>
-      </w:r>
-    </w:p>
-    <w:p>
-      <w:pPr>
-        <w:spacing w:after="40" w:before="0"/>
-      </w:pPr>
-      <w:r>
-        <w:rPr>
-          <w:sz w:val="22"/>
-          <w:szCs w:val="22"/>
-        </w:rPr>
-        <w:t xml:space="preserve">2.  What is the reciprocal of 3/4?</w:t>
-      </w:r>
-    </w:p>
-    <w:p>
-      <w:pPr>
-        <w:spacing w:after="40" w:before="0"/>
-      </w:pPr>
-      <w:r>
-        <w:rPr>
-          <w:color w:val="5E6E7E"/>
-          <w:sz w:val="20"/>
-          <w:szCs w:val="20"/>
-        </w:rPr>
-        <w:t xml:space="preserve">     choices: 3/4   /   1/4   /   4/3   /   7/4</w:t>
+          <w:sz w:val="22"/>
+          <w:szCs w:val="22"/>
+        </w:rPr>
+        <w:t xml:space="preserve">2.  Find the median of 9, 4, 7, 2, 5 (order first, take the middle).</w:t>
       </w:r>
     </w:p>
     <w:p>
@@ -435,7 +406,18 @@
           <w:sz w:val="22"/>
           <w:szCs w:val="22"/>
         </w:rPr>
-        <w:t xml:space="preserve">1.  What is 1/3 × 1/2?</w:t>
+        <w:t xml:space="preserve">1.  What is the mean of 3, 5, 7? (Add, then divide by 3.)</w:t>
+      </w:r>
+    </w:p>
+    <w:p>
+      <w:pPr>
+        <w:spacing w:after="80" w:before="0"/>
+      </w:pPr>
+      <w:r>
+        <w:rPr>
+          <w:color w:val="BBBBBB"/>
+        </w:rPr>
+        <w:t xml:space="preserve">____________________________________________________</w:t>
       </w:r>
     </w:p>
     <w:p>
@@ -444,47 +426,10 @@
       </w:pPr>
       <w:r>
         <w:rPr>
-          <w:color w:val="5E6E7E"/>
-          <w:sz w:val="20"/>
-          <w:szCs w:val="20"/>
-        </w:rPr>
-        <w:t xml:space="preserve">     choices: 2/3   /   1/6   /   1/5   /   2/5</w:t>
-      </w:r>
-    </w:p>
-    <w:p>
-      <w:pPr>
-        <w:spacing w:after="80" w:before="0"/>
-      </w:pPr>
-      <w:r>
-        <w:rPr>
-          <w:color w:val="BBBBBB"/>
-        </w:rPr>
-        <w:t xml:space="preserve">____________________________________________________</w:t>
-      </w:r>
-    </w:p>
-    <w:p>
-      <w:pPr>
-        <w:spacing w:after="40" w:before="0"/>
-      </w:pPr>
-      <w:r>
-        <w:rPr>
-          <w:sz w:val="22"/>
-          <w:szCs w:val="22"/>
-        </w:rPr>
-        <w:t xml:space="preserve">2.  What is the reciprocal (flip) of 2/5?</w:t>
-      </w:r>
-    </w:p>
-    <w:p>
-      <w:pPr>
-        <w:spacing w:after="40" w:before="0"/>
-      </w:pPr>
-      <w:r>
-        <w:rPr>
-          <w:color w:val="5E6E7E"/>
-          <w:sz w:val="20"/>
-          <w:szCs w:val="20"/>
-        </w:rPr>
-        <w:t xml:space="preserve">     choices: 5/2   /   2/5   /   1/5   /   10</w:t>
+          <w:sz w:val="22"/>
+          <w:szCs w:val="22"/>
+        </w:rPr>
+        <w:t xml:space="preserve">2.  What is the median of 8, 2, 6? (Order first, take the middle.)</w:t>
       </w:r>
     </w:p>
     <w:p>
@@ -510,7 +455,7 @@
           <w:sz w:val="20"/>
           <w:szCs w:val="20"/>
         </w:rPr>
-        <w:t xml:space="preserve">When you've finished, open Lesson 2-3 and dive in!</w:t>
+        <w:t xml:space="preserve">When you've finished, open Lesson 8-2 and dive in!</w:t>
       </w:r>
     </w:p>
     <w:p>
@@ -557,7 +502,7 @@
           <w:sz w:val="20"/>
           <w:szCs w:val="20"/>
         </w:rPr>
-        <w:t xml:space="preserve">1. 1</w:t>
+        <w:t xml:space="preserve">1. 9</w:t>
       </w:r>
     </w:p>
     <w:p>
@@ -569,136 +514,148 @@
           <w:sz w:val="20"/>
           <w:szCs w:val="20"/>
         </w:rPr>
+        <w:t xml:space="preserve">2. 3</w:t>
+      </w:r>
+    </w:p>
+    <w:p>
+      <w:pPr>
+        <w:spacing w:after="30" w:before="0"/>
+      </w:pPr>
+      <w:r>
+        <w:rPr>
+          <w:sz w:val="20"/>
+          <w:szCs w:val="20"/>
+        </w:rPr>
+        <w:t xml:space="preserve">3. 2</w:t>
+      </w:r>
+    </w:p>
+    <w:p>
+      <w:pPr>
+        <w:spacing w:after="40" w:before="100"/>
+      </w:pPr>
+      <w:r>
+        <w:rPr>
+          <w:b/>
+          <w:bCs/>
+          <w:color w:val="1A6FB5"/>
+          <w:sz w:val="22"/>
+          <w:szCs w:val="22"/>
+        </w:rPr>
+        <w:t xml:space="preserve">Level 1 · Support</w:t>
+      </w:r>
+    </w:p>
+    <w:p>
+      <w:pPr>
+        <w:spacing w:after="30" w:before="0"/>
+      </w:pPr>
+      <w:r>
+        <w:rPr>
+          <w:sz w:val="20"/>
+          <w:szCs w:val="20"/>
+        </w:rPr>
+        <w:t xml:space="preserve">1. 12</w:t>
+      </w:r>
+    </w:p>
+    <w:p>
+      <w:pPr>
+        <w:spacing w:after="30" w:before="0"/>
+      </w:pPr>
+      <w:r>
+        <w:rPr>
+          <w:sz w:val="20"/>
+          <w:szCs w:val="20"/>
+        </w:rPr>
+        <w:t xml:space="preserve">2. 3</w:t>
+      </w:r>
+    </w:p>
+    <w:p>
+      <w:pPr>
+        <w:spacing w:after="30" w:before="0"/>
+      </w:pPr>
+      <w:r>
+        <w:rPr>
+          <w:sz w:val="20"/>
+          <w:szCs w:val="20"/>
+        </w:rPr>
+        <w:t xml:space="preserve">3. 6</w:t>
+      </w:r>
+    </w:p>
+    <w:p>
+      <w:pPr>
+        <w:spacing w:after="40" w:before="100"/>
+      </w:pPr>
+      <w:r>
+        <w:rPr>
+          <w:b/>
+          <w:bCs/>
+          <w:color w:val="1A6FB5"/>
+          <w:sz w:val="22"/>
+          <w:szCs w:val="22"/>
+        </w:rPr>
+        <w:t xml:space="preserve">Level 2 · Stretch</w:t>
+      </w:r>
+    </w:p>
+    <w:p>
+      <w:pPr>
+        <w:spacing w:after="30" w:before="0"/>
+      </w:pPr>
+      <w:r>
+        <w:rPr>
+          <w:sz w:val="20"/>
+          <w:szCs w:val="20"/>
+        </w:rPr>
+        <w:t xml:space="preserve">1. 6</w:t>
+      </w:r>
+    </w:p>
+    <w:p>
+      <w:pPr>
+        <w:spacing w:after="30" w:before="0"/>
+      </w:pPr>
+      <w:r>
+        <w:rPr>
+          <w:sz w:val="20"/>
+          <w:szCs w:val="20"/>
+        </w:rPr>
+        <w:t xml:space="preserve">2. 5</w:t>
+      </w:r>
+    </w:p>
+    <w:p>
+      <w:pPr>
+        <w:spacing w:after="40" w:before="100"/>
+      </w:pPr>
+      <w:r>
+        <w:rPr>
+          <w:b/>
+          <w:bCs/>
+          <w:color w:val="C45A3C"/>
+          <w:sz w:val="22"/>
+          <w:szCs w:val="22"/>
+        </w:rPr>
+        <w:t xml:space="preserve">Exit Ticket</w:t>
+      </w:r>
+    </w:p>
+    <w:p>
+      <w:pPr>
+        <w:spacing w:after="30" w:before="0"/>
+      </w:pPr>
+      <w:r>
+        <w:rPr>
+          <w:sz w:val="20"/>
+          <w:szCs w:val="20"/>
+        </w:rPr>
+        <w:t xml:space="preserve">1. 5</w:t>
+      </w:r>
+    </w:p>
+    <w:p>
+      <w:pPr>
+        <w:spacing w:after="30" w:before="0"/>
+      </w:pPr>
+      <w:r>
+        <w:rPr>
+          <w:sz w:val="20"/>
+          <w:szCs w:val="20"/>
+        </w:rPr>
         <w:t xml:space="preserve">2. 6</w:t>
-      </w:r>
-    </w:p>
-    <w:p>
-      <w:pPr>
-        <w:spacing w:after="30" w:before="0"/>
-      </w:pPr>
-      <w:r>
-        <w:rPr>
-          <w:sz w:val="20"/>
-          <w:szCs w:val="20"/>
-        </w:rPr>
-        <w:t xml:space="preserve">3. 1/6</w:t>
-      </w:r>
-    </w:p>
-    <w:p>
-      <w:pPr>
-        <w:spacing w:after="40" w:before="100"/>
-      </w:pPr>
-      <w:r>
-        <w:rPr>
-          <w:b/>
-          <w:bCs/>
-          <w:color w:val="1A6FB5"/>
-          <w:sz w:val="22"/>
-          <w:szCs w:val="22"/>
-        </w:rPr>
-        <w:t xml:space="preserve">Level 1 · Support</w:t>
-      </w:r>
-    </w:p>
-    <w:p>
-      <w:pPr>
-        <w:spacing w:after="30" w:before="0"/>
-      </w:pPr>
-      <w:r>
-        <w:rPr>
-          <w:sz w:val="20"/>
-          <w:szCs w:val="20"/>
-        </w:rPr>
-        <w:t xml:space="preserve">1. 1/3</w:t>
-      </w:r>
-    </w:p>
-    <w:p>
-      <w:pPr>
-        <w:spacing w:after="30" w:before="0"/>
-      </w:pPr>
-      <w:r>
-        <w:rPr>
-          <w:sz w:val="20"/>
-          <w:szCs w:val="20"/>
-        </w:rPr>
-        <w:t xml:space="preserve">2. 4/1</w:t>
-      </w:r>
-    </w:p>
-    <w:p>
-      <w:pPr>
-        <w:spacing w:after="40" w:before="100"/>
-      </w:pPr>
-      <w:r>
-        <w:rPr>
-          <w:b/>
-          <w:bCs/>
-          <w:color w:val="1A6FB5"/>
-          <w:sz w:val="22"/>
-          <w:szCs w:val="22"/>
-        </w:rPr>
-        <w:t xml:space="preserve">Level 2 · Stretch</w:t>
-      </w:r>
-    </w:p>
-    <w:p>
-      <w:pPr>
-        <w:spacing w:after="30" w:before="0"/>
-      </w:pPr>
-      <w:r>
-        <w:rPr>
-          <w:sz w:val="20"/>
-          <w:szCs w:val="20"/>
-        </w:rPr>
-        <w:t xml:space="preserve">1. 2</w:t>
-      </w:r>
-    </w:p>
-    <w:p>
-      <w:pPr>
-        <w:spacing w:after="30" w:before="0"/>
-      </w:pPr>
-      <w:r>
-        <w:rPr>
-          <w:sz w:val="20"/>
-          <w:szCs w:val="20"/>
-        </w:rPr>
-        <w:t xml:space="preserve">2. 4/3</w:t>
-      </w:r>
-    </w:p>
-    <w:p>
-      <w:pPr>
-        <w:spacing w:after="40" w:before="100"/>
-      </w:pPr>
-      <w:r>
-        <w:rPr>
-          <w:b/>
-          <w:bCs/>
-          <w:color w:val="C45A3C"/>
-          <w:sz w:val="22"/>
-          <w:szCs w:val="22"/>
-        </w:rPr>
-        <w:t xml:space="preserve">Exit Ticket</w:t>
-      </w:r>
-    </w:p>
-    <w:p>
-      <w:pPr>
-        <w:spacing w:after="30" w:before="0"/>
-      </w:pPr>
-      <w:r>
-        <w:rPr>
-          <w:sz w:val="20"/>
-          <w:szCs w:val="20"/>
-        </w:rPr>
-        <w:t xml:space="preserve">1. 1/6</w:t>
-      </w:r>
-    </w:p>
-    <w:p>
-      <w:pPr>
-        <w:spacing w:after="30" w:before="0"/>
-      </w:pPr>
-      <w:r>
-        <w:rPr>
-          <w:sz w:val="20"/>
-          <w:szCs w:val="20"/>
-        </w:rPr>
-        <w:t xml:space="preserve">2. 5/2</w:t>
       </w:r>
     </w:p>
     <w:sectPr>
